--- a/assets/guides/Sensor_Signal_Reading_Guide.docx
+++ b/assets/guides/Sensor_Signal_Reading_Guide.docx
@@ -61,7 +61,7 @@
           <w:sz w:val="20"/>
           <w:szCs w:val="20"/>
         </w:rPr>
-        <w:t xml:space="preserve">Prepared October 12, 2026 for lab volunteers and MKT 488 students. Signal names read on the lab computer (iMotions Lab 11.1.47136.14). Definitions from the iMotions help center articles and manuals the lab holds.</w:t>
+        <w:t xml:space="preserve">Prepared October 12, 2026 for lab volunteers and MKT 488 students. Signal names read on the lab computer (iMotions Lab 11.1.47136.14). Definitions from the iMotions help center articles and manuals the lab holds. Updated the same evening with the lab's first Sensor Data export, which settled every Shimmer unit.</w:t>
       </w:r>
     </w:p>
     <w:p>
@@ -261,7 +261,7 @@
           <w:sz w:val="22"/>
           <w:szCs w:val="22"/>
         </w:rPr>
-        <w:t xml:space="preserve">CAL means calibrated into physical units; RAW means the unit's own uncalibrated numbers; ALG is not defined in the manuals but appears only on the two values calculated from the pulse wave, so read it as calculated by an algorithm.</w:t>
+        <w:t xml:space="preserve">CAL means calibrated into physical units; RAW means the unit's own uncalibrated numbers (the export gives their unit as "Index," a count with no unit); ALG means Algorithm: the manuals never define it, but the export labels the two values calculated from the pulse wave with the data format "Algorithm."</w:t>
       </w:r>
     </w:p>
     <w:p>
@@ -305,6 +305,19 @@
           <w:szCs w:val="22"/>
         </w:rPr>
         <w:t xml:space="preserve">A short test recording would fill most of those gaps, because iMotions can write its own description and unit for every channel into the Sensor Data export (see How to confirm a unit the manuals do not give).</w:t>
+      </w:r>
+    </w:p>
+    <w:p>
+      <w:pPr>
+        <w:spacing w:after="120" w:before="0" w:line="276"/>
+      </w:pPr>
+      <w:r>
+        <w:rPr>
+          <w:rFonts w:ascii="Calibri" w:cs="Calibri" w:eastAsia="Calibri" w:hAnsi="Calibri"/>
+          <w:sz w:val="22"/>
+          <w:szCs w:val="22"/>
+        </w:rPr>
+        <w:t xml:space="preserve">Update, October 12, 2026: for the Shimmer, it did. The lab's first Sensor Data export, from a Shimmer-only pilot, began with a #METADATA block giving iMotions' own description, unit, and data format for every column. It settled the pulse wave (millivolts), the time between beats (milliseconds), ALG (the data format "Algorithm": calculated, not measured), and every other Shimmer unit; the Shimmer table below now says "export" where a unit comes from that block. The eye tracker and facial gaps remain until the same export is run with the Aurora and the webcam.</w:t>
       </w:r>
     </w:p>
     <w:p>
@@ -5608,7 +5621,7 @@
           <w:sz w:val="22"/>
           <w:szCs w:val="22"/>
         </w:rPr>
-        <w:t xml:space="preserve">How hard the computer is working while iMotions collects data. "iMotions monitors the CPU and Memory load once a second (1 Hz)," and "Too high data loads (typically above 80%) can impact your data collection and synchronization of sensors." The switch is Global Settings &gt; API &gt; "Record System load"; keep it checked. The four channel names are not described in the manuals; the meanings below are read from the names.</w:t>
+        <w:t xml:space="preserve">How hard the computer is working while iMotions collects data. "iMotions monitors the CPU and Memory load once a second (1 Hz)," and "Too high data loads (typically above 80%) can impact your data collection and synchronization of sensors." The switch is Global Settings &gt; API &gt; "Record System load"; keep it checked. The four channel names are not described in the manuals; the meanings below are read from the names. In the export the columns are named CPU Sys, Memory Sys, CPU Proc, and Memory Proc, with no unit or description, about one row per second.</w:t>
       </w:r>
     </w:p>
     <w:tbl>
@@ -6178,7 +6191,7 @@
           <w:sz w:val="22"/>
           <w:szCs w:val="22"/>
         </w:rPr>
-        <w:t xml:space="preserve">Four groups, 19 signals. For a live check, show GSR Conductance CAL, Internal ADC A13 PPG CAL, and Heart Rate PPG ALG, and read the widget: on the lab computer GSR Quality read High with the electrodes on and Low with them off (the manuals do not describe this indicator). Lab values are from the lab director, seated, on October 12, 2026.</w:t>
+        <w:t xml:space="preserve">Four groups, 19 signals. For a live check, show GSR Conductance CAL, Internal ADC A13 PPG CAL, and Heart Rate PPG ALG, and read the widget: on the lab computer GSR Quality read High with the electrodes on and Low with them off (the manuals do not describe this indicator). Lab values are from the lab director, seated, on October 12, 2026. "Export" in the Units column means the unit comes from the #METADATA block of the lab's pilot Sensor Data export of the same day.</w:t>
       </w:r>
     </w:p>
     <w:tbl>
@@ -6433,7 +6446,7 @@
                 <w:sz w:val="18"/>
                 <w:szCs w:val="18"/>
               </w:rPr>
-              <w:t xml:space="preserve">Microsiemens (µS)</w:t>
+              <w:t xml:space="preserve">Microsiemens (µS); export: Micro Siemens</w:t>
             </w:r>
           </w:p>
         </w:tc>
@@ -6465,7 +6478,7 @@
                 <w:sz w:val="18"/>
                 <w:szCs w:val="18"/>
               </w:rPr>
-              <w:t xml:space="preserve">Good: slow and smooth, with rises a few seconds after an event (lab: 2.6 to 3.5 at rest). Problem: sharp spikes (movement), slow drift (held breath), or near 0 (electrodes off; lab: about 0.014). Signal quality notebook: SNR above 20 dB "seems sufficient"; a negative SNR means poor quality.</w:t>
+              <w:t xml:space="preserve">Good: slow and smooth, with rises a few seconds after an event (lab: 2.6 to 3.5 at rest in the Sensor Preview, 1.6 to 2.4 in the pilot recording). Problem: sharp spikes (movement), slow drift (held breath), or near 0 (electrodes off; lab: about 0.014). Signal quality notebook: SNR above 20 dB "seems sufficient"; a negative SNR means poor quality.</w:t>
             </w:r>
           </w:p>
         </w:tc>
@@ -6566,7 +6579,7 @@
                 <w:sz w:val="18"/>
                 <w:szCs w:val="18"/>
               </w:rPr>
-              <w:t xml:space="preserve">Kilo-ohms (kOhm)</w:t>
+              <w:t xml:space="preserve">Kilo-ohms (kOhm); export: Kilo Ohm</w:t>
             </w:r>
           </w:p>
         </w:tc>
@@ -6598,7 +6611,7 @@
                 <w:sz w:val="18"/>
                 <w:szCs w:val="18"/>
               </w:rPr>
-              <w:t xml:space="preserve">kOhm = 1,000 / µS, so 3 µS is about 333 kOhm. Analysis "is conventionally done on µSiemen values."</w:t>
+              <w:t xml:space="preserve">kOhm = 1,000 / µS exactly (true on every row of the pilot export), so 3 µS is about 333 kOhm. Analysis "is conventionally done on µSiemen values."</w:t>
             </w:r>
           </w:p>
         </w:tc>
@@ -6699,7 +6712,7 @@
                 <w:sz w:val="18"/>
                 <w:szCs w:val="18"/>
               </w:rPr>
-              <w:t xml:space="preserve">Not stated in the manuals</w:t>
+              <w:t xml:space="preserve">Millivolts (mV), export</w:t>
             </w:r>
           </w:p>
         </w:tc>
@@ -6832,7 +6845,7 @@
                 <w:sz w:val="18"/>
                 <w:szCs w:val="18"/>
               </w:rPr>
-              <w:t xml:space="preserve">Beats per minute</w:t>
+              <w:t xml:space="preserve">Beats per minute; export: Beats pr. minute (sic)</w:t>
             </w:r>
           </w:p>
         </w:tc>
@@ -6864,7 +6877,7 @@
                 <w:sz w:val="18"/>
                 <w:szCs w:val="18"/>
               </w:rPr>
-              <w:t xml:space="preserve">Good: steady, stepping a few beats (lab: 82 to 91). Problem: 0, or jumps to 150 to 200, which mean the pulse was lost.</w:t>
+              <w:t xml:space="preserve">Good: steady, stepping a few beats (lab: 82 to 91). Problem: 0, or jumps to 150 to 200, which mean the pulse was lost. In an export, -1 means no value (about 2 seconds of the pilot); remove every -1 and 0 before averaging.</w:t>
             </w:r>
           </w:p>
         </w:tc>
@@ -6965,7 +6978,7 @@
                 <w:sz w:val="18"/>
                 <w:szCs w:val="18"/>
               </w:rPr>
-              <w:t xml:space="preserve">Not stated in the manuals for PPG</w:t>
+              <w:t xml:space="preserve">Milliseconds (ms), export</w:t>
             </w:r>
           </w:p>
         </w:tc>
@@ -6997,7 +7010,7 @@
                 <w:sz w:val="18"/>
                 <w:szCs w:val="18"/>
               </w:rPr>
-              <w:t xml:space="preserve">For ECG the IBI is in milliseconds and heart rate = 60,000 / IBI; if the PPG IBI is also in milliseconds, 85 beats per minute is about 706 milliseconds. Confirm first.</w:t>
+              <w:t xml:space="preserve">The export writes a value only on the row where a beat is detected and -1 on every other row. Average only the positive values; heart rate = 60,000 / mean IBI (pilot baseline: 753 ms, 79.7 beats per minute, matching the Heart Rate column).</w:t>
             </w:r>
           </w:p>
         </w:tc>
@@ -7098,7 +7111,7 @@
                 <w:sz w:val="18"/>
                 <w:szCs w:val="18"/>
               </w:rPr>
-              <w:t xml:space="preserve">m/s²</w:t>
+              <w:t xml:space="preserve">m/s²; export: Meters pr second squared (sic)</w:t>
             </w:r>
           </w:p>
         </w:tc>
@@ -7130,7 +7143,7 @@
                 <w:sz w:val="18"/>
                 <w:szCs w:val="18"/>
               </w:rPr>
-              <w:t xml:space="preserve">Gravity is included (about 9.8 m/s²), so a still unit does not read 0; look for changes. Used to flag movement that spoils GSR; the movement notebook's default threshold is 0.2 m/s² after filtering.</w:t>
+              <w:t xml:space="preserve">Gravity is included (about 9.8 m/s²), so a still unit does not read 0 (pilot, hand still: about 10.35 m/s² combined, almost all on Z); look for changes. Used to flag movement that spoils GSR; the movement notebook's default threshold is 0.2 m/s² after filtering.</w:t>
             </w:r>
           </w:p>
         </w:tc>
@@ -7199,7 +7212,7 @@
                 <w:sz w:val="18"/>
                 <w:szCs w:val="18"/>
               </w:rPr>
-              <w:t xml:space="preserve">Clock channels</w:t>
+              <w:t xml:space="preserve">Clock channels. Export descriptions: Timestamp RAW and CAL are the Shimmer's clock "for when data was sampled"; System Timestamp CAL is the computer's clock "when sample arrived at computer."</w:t>
             </w:r>
           </w:p>
         </w:tc>
@@ -7231,7 +7244,7 @@
                 <w:sz w:val="18"/>
                 <w:szCs w:val="18"/>
               </w:rPr>
-              <w:t xml:space="preserve">Not stated in the manuals</w:t>
+              <w:t xml:space="preserve">RAW: Index (no unit); CAL: milliseconds; export</w:t>
             </w:r>
           </w:p>
         </w:tc>
@@ -7263,7 +7276,7 @@
                 <w:sz w:val="18"/>
                 <w:szCs w:val="18"/>
               </w:rPr>
-              <w:t xml:space="preserve">Which is the unit's clock and which the computer's is not stated. Align data with the export's Timestamp column: "Elapsed time since the recording started (in milliseconds)."</w:t>
+              <w:t xml:space="preserve">Align data with the export's Timestamp column instead: "Elapsed time since the recording started (in milliseconds)."</w:t>
             </w:r>
           </w:p>
         </w:tc>
@@ -7364,7 +7377,7 @@
                 <w:sz w:val="18"/>
                 <w:szCs w:val="18"/>
               </w:rPr>
-              <w:t xml:space="preserve">"No units" (by analogy with the Shimmer ECG article)</w:t>
+              <w:t xml:space="preserve">Index (no unit), export</w:t>
             </w:r>
           </w:p>
         </w:tc>
@@ -7497,7 +7510,7 @@
                 <w:sz w:val="18"/>
                 <w:szCs w:val="18"/>
               </w:rPr>
-              <w:t xml:space="preserve">CAL in millivolts (Shimmer ECG article)</w:t>
+              <w:t xml:space="preserve">RAW: Index (no unit); CAL: millivolts; export</w:t>
             </w:r>
           </w:p>
         </w:tc>
@@ -7529,7 +7542,7 @@
                 <w:sz w:val="18"/>
                 <w:szCs w:val="18"/>
               </w:rPr>
-              <w:t xml:space="preserve">Charge before every session; a low-battery threshold is not stated.</w:t>
+              <w:t xml:space="preserve">Charge before every session; a low-battery threshold is not stated (pilot: about 4,010 to 4,050 mV).</w:t>
             </w:r>
           </w:p>
         </w:tc>
@@ -7630,7 +7643,7 @@
                 <w:sz w:val="18"/>
                 <w:szCs w:val="18"/>
               </w:rPr>
-              <w:t xml:space="preserve">Not stated in the manuals</w:t>
+              <w:t xml:space="preserve">Index (no unit), export</w:t>
             </w:r>
           </w:p>
         </w:tc>
@@ -7763,7 +7776,7 @@
                 <w:sz w:val="18"/>
                 <w:szCs w:val="18"/>
               </w:rPr>
-              <w:t xml:space="preserve">Not stated in the manuals</w:t>
+              <w:t xml:space="preserve">Index (no unit), export</w:t>
             </w:r>
           </w:p>
         </w:tc>
@@ -7795,7 +7808,7 @@
                 <w:sz w:val="18"/>
                 <w:szCs w:val="18"/>
               </w:rPr>
-              <w:t xml:space="preserve">Most likely the converter value the calibration article describes: "a 12-bit number that represents the external skin conductance."</w:t>
+              <w:t xml:space="preserve">The calibration article describes "a 12-bit number," but the pilot values (about 34,000 to 53,000) are larger than 12 bits can hold, so GSR RAW carries more than that reading. Use the CAL signals.</w:t>
             </w:r>
           </w:p>
         </w:tc>
@@ -7864,7 +7877,7 @@
                 <w:sz w:val="18"/>
                 <w:szCs w:val="18"/>
               </w:rPr>
-              <w:t xml:space="preserve">Not described in the manuals</w:t>
+              <w:t xml:space="preserve">Export description: "Percentage of received data packets (lower than 100 means packets where dropped)" (sic)</w:t>
             </w:r>
           </w:p>
         </w:tc>
@@ -7896,7 +7909,7 @@
                 <w:sz w:val="18"/>
                 <w:szCs w:val="18"/>
               </w:rPr>
-              <w:t xml:space="preserve">Not stated in the manuals</w:t>
+              <w:t xml:space="preserve">Index, export (a percentage)</w:t>
             </w:r>
           </w:p>
         </w:tc>
@@ -7928,7 +7941,7 @@
                 <w:sz w:val="18"/>
                 <w:szCs w:val="18"/>
               </w:rPr>
-              <w:t xml:space="preserve">The Shimmer streams over Bluetooth, which "is more susceptible to data loss."</w:t>
+              <w:t xml:space="preserve">Pilot: 99 on every row. The Shimmer streams over Bluetooth, which "is more susceptible to data loss."</w:t>
             </w:r>
           </w:p>
         </w:tc>
@@ -8236,7 +8249,7 @@
           <w:sz w:val="30"/>
           <w:szCs w:val="30"/>
         </w:rPr>
-        <w:t xml:space="preserve">How to confirm a unit the manuals do not give</w:t>
+        <w:t xml:space="preserve">Reading the Sensor Data export: what the pilot file taught</w:t>
       </w:r>
     </w:p>
     <w:p>
@@ -8249,37 +8262,7 @@
           <w:sz w:val="22"/>
           <w:szCs w:val="22"/>
         </w:rPr>
-        <w:t xml:space="preserve">Many units above are not in the manuals. iMotions can state them itself in the Sensor Data export:</w:t>
-      </w:r>
-    </w:p>
-    <w:p>
-      <w:pPr>
-        <w:spacing w:after="120" w:before="0" w:line="276"/>
-      </w:pPr>
-      <w:r>
-        <w:rPr>
-          <w:rFonts w:ascii="Calibri" w:cs="Calibri" w:eastAsia="Calibri" w:hAnsi="Calibri"/>
-          <w:sz w:val="22"/>
-          <w:szCs w:val="22"/>
-        </w:rPr>
-        <w:t xml:space="preserve">Record a short pilot (never use a lab study), then export Sensor Data. On the Sensors page, turn on 'show signal descriptions' ("brief descriptions of the data channels are shown below the names of the data channels"). On the File info page, tick 'Channel metadata'; the #METADATA section gives "a short description of the data, the unit, etc." for every column. Copy those rows into this guide.</w:t>
-      </w:r>
-    </w:p>
-    <w:p>
-      <w:pPr>
-        <w:pStyle w:val="Heading1"/>
-        <w:spacing w:after="120" w:before="320"/>
-      </w:pPr>
-      <w:r>
-        <w:rPr>
-          <w:rFonts w:ascii="Calibri" w:cs="Calibri" w:eastAsia="Calibri" w:hAnsi="Calibri"/>
-          <w:b/>
-          <w:bCs/>
-          <w:color w:val="8B1A2B"/>
-          <w:sz w:val="30"/>
-          <w:szCs w:val="30"/>
-        </w:rPr>
-        <w:t xml:space="preserve">Items to verify on the lab computer</w:t>
+        <w:t xml:space="preserve">On October 12, 2026 the lab exported its Shimmer-only pilot (one seated respondent, 105 seconds: a 60 s baseline, a 30 s e.l.f. commercial, and a 15 s recovery). Reading that file settled the Shimmer units and showed what to check in every export.</w:t>
       </w:r>
     </w:p>
     <w:p>
@@ -8297,7 +8280,7 @@
           <w:sz w:val="22"/>
           <w:szCs w:val="22"/>
         </w:rPr>
-        <w:t xml:space="preserve">Aurora: the units of Pupil and Distance, whether Pupil is one eye or an average, and the meaning and sign of Pitch, Yaw, and Roll (pilot with the Aurora connected and a respondent at about 60 cm).</w:t>
+        <w:t xml:space="preserve">The file: one .csv per respondent (the pilot's was 001_PILOT01.csv). It opens with three blocks. #INFO names the study and the respondent, gives the respondent's age, gender, and group, the iMotions version, the recording and export times, and one '#Sensor info' row per device and notebook. #METADATA gives eleven rows about each column: Device, Provided By, Category, Description, Unit, Short unit, Instance, Group, Display name, Data format, and Channel identifier. Then come the data rows.</w:t>
       </w:r>
     </w:p>
     <w:p>
@@ -8315,7 +8298,7 @@
           <w:sz w:val="22"/>
           <w:szCs w:val="22"/>
         </w:rPr>
-        <w:t xml:space="preserve">AFFDEX: the ranges of Neutral, Adaptive Engagement, Adaptive Valence, Speaking, Yawn, and Pain, and whether Blink is a 0 or 1 event or a 0 to 100 score; whose right a positive Yaw is.</w:t>
+        <w:t xml:space="preserve">Privacy: because #INFO names the respondent and gives age and gender, every export is identifiable participant data. Store it with the study data, never in a public folder or on GitHub.</w:t>
       </w:r>
     </w:p>
     <w:p>
@@ -8333,7 +8316,7 @@
           <w:sz w:val="22"/>
           <w:szCs w:val="22"/>
         </w:rPr>
-        <w:t xml:space="preserve">Shimmer: the units of Internal ADC A13 PPG CAL, IBI PPG ALG, VSenseBatt CAL, and the three timestamp channels; the meaning of ALG and of Packet reception rate RAW; what GSR Quality and the percentage under the Hz figure in the widget measure.</w:t>
+        <w:t xml:space="preserve">One row is one sample from one device. The other devices' columns are empty on that row, so first keep only the rows where that device's EventSource column reads 1 (the export describes it as "Can be used to filter data from" that device). The pilot had 13,426 Shimmer rows (about 128 per second), 100 System Load rows (about one per second), and 12 slide event rows.</w:t>
       </w:r>
     </w:p>
     <w:p>
@@ -8351,7 +8334,7 @@
           <w:sz w:val="22"/>
           <w:szCs w:val="22"/>
         </w:rPr>
-        <w:t xml:space="preserve">System Load Monitor: whether System means the whole computer and iMotions the iMotions program, and whether Mb is megabytes.</w:t>
+        <w:t xml:space="preserve">The settings are in the header. The '#Sensor info' row for GSR Peak Detection lists every value the flow used: phasic_length=8000, lowpass_filter_frequency=5, gap_length_threshold=4000, remove_signal_jumps=false, peak_onset_threshold=0.01, peak_offset_threshold=0, peak_amplitude_threshold=0.005, minimum_peak_duration=500, smoothing_filter=median. Copy them into the methods section from here.</w:t>
       </w:r>
     </w:p>
     <w:p>
@@ -8369,24 +8352,7 @@
           <w:sz w:val="22"/>
           <w:szCs w:val="22"/>
         </w:rPr>
-        <w:t xml:space="preserve">The AFFDEX version running in iMotions 11.1 (the manuals describe SDK 5.1 and 5.2).</w:t>
-      </w:r>
-    </w:p>
-    <w:p>
-      <w:pPr>
-        <w:pStyle w:val="Heading1"/>
-        <w:spacing w:after="120" w:before="320"/>
-      </w:pPr>
-      <w:r>
-        <w:rPr>
-          <w:rFonts w:ascii="Calibri" w:cs="Calibri" w:eastAsia="Calibri" w:hAnsi="Calibri"/>
-          <w:b/>
-          <w:bCs/>
-          <w:color w:val="8B1A2B"/>
-          <w:sz w:val="30"/>
-          <w:szCs w:val="30"/>
-        </w:rPr>
-        <w:t xml:space="preserve">Where the manuals disagree</w:t>
+        <w:t xml:space="preserve">Codes are not values. Heart Rate PPG ALG read -1 for about 2 seconds (48 to 50 s into the recording); IBI PPG ALG reads -1 on every row except the one where a beat is detected. Remove them before any average; leaving them in pulled the pilot baseline heart rate from 79.6 to 77.1 beats per minute.</w:t>
       </w:r>
     </w:p>
     <w:p>
@@ -8404,7 +8370,7 @@
           <w:sz w:val="22"/>
           <w:szCs w:val="22"/>
         </w:rPr>
-        <w:t xml:space="preserve">The AFFDEX 0 to 100 score is worded four ways across the manuals (confidence, probability that a trained coder would rate it present, probability it was expressed, how sure the algorithm is). Teach it as a probability, not a strength.</w:t>
+        <w:t xml:space="preserve">Artifacts look like data. At about 19.5 s skin conductance fell from about 1.8 to as low as 0.2 µS and came back about one second later, while the accelerometer showed no movement. A published quality rule treats skin conductance outside 0.05 to 60 µS, or changing faster than 10 µS per second, as invalid, together with 5 seconds on either side (Kleckner et al., 2018). Here one step fell 0.64 µS within a single sample, about 80 µS per second, so the stretch is an artifact, and the one peak inside it, counted the moment the signal returned, is set aside. No other pilot peak was flagged. Its cause cannot be told from the data; a brief change in electrode contact is one possibility. Name such a rule in the plan before the real study.</w:t>
       </w:r>
     </w:p>
     <w:p>
@@ -8422,7 +8388,129 @@
           <w:sz w:val="22"/>
           <w:szCs w:val="22"/>
         </w:rPr>
-        <w:t xml:space="preserve">The imotions.com module page swaps yaw and pitch ("yaw (up/down), pitch (left/right)"); the help center notebook pairs Pitch with up and down and Yaw with right and left. Follow the help center.</w:t>
+        <w:t xml:space="preserve">Description only: 8 peaks in the 60 s baseline (7 after the artifact rule), 4 in the 30 s commercial, and 2 in the 15 s recovery, 8.0 per minute in each; mean heart rate 79.6, 80.4, and 79.9 beats per minute. With one respondent these numbers test nothing.</w:t>
+      </w:r>
+    </w:p>
+    <w:p>
+      <w:pPr>
+        <w:spacing w:after="60" w:before="120"/>
+        <w:jc w:val="center"/>
+      </w:pPr>
+      <w:r>
+        <w:drawing>
+          <wp:inline distT="0" distB="0" distL="0" distR="0">
+            <wp:extent cx="5943600" cy="3876675"/>
+            <wp:effectExtent t="0" r="0" b="0" l="0"/>
+            <wp:docPr id="1" name="pilot_gsr_hr_chart.png" descr="The pilot export drawn as charts: skin conductance with the 14 peaks GSR Peak Detection found (top) and heart rate (bottom). Hatched bands mark the one-second artifact and the stretch where heart rate reads -1; the hollow triangle is the peak that probably came from the artifact. Chart drawn by the lab from its pilot Sensor Data export, iMotions Lab 11.1.47136.14, October 12, 2026." title="The pilot export drawn as charts: skin conductance with the "/>
+            <wp:cNvGraphicFramePr>
+              <a:graphicFrameLocks xmlns:a="http://schemas.openxmlformats.org/drawingml/2006/main" noChangeAspect="1"/>
+            </wp:cNvGraphicFramePr>
+            <a:graphic xmlns:a="http://schemas.openxmlformats.org/drawingml/2006/main">
+              <a:graphicData uri="http://schemas.openxmlformats.org/drawingml/2006/picture">
+                <pic:pic xmlns:pic="http://schemas.openxmlformats.org/drawingml/2006/picture">
+                  <pic:nvPicPr>
+                    <pic:cNvPr id="0" name="" descr=""/>
+                    <pic:cNvPicPr>
+                      <a:picLocks noChangeAspect="1" noChangeArrowheads="1"/>
+                    </pic:cNvPicPr>
+                  </pic:nvPicPr>
+                  <pic:blipFill>
+                    <a:blip r:embed="rId13" cstate="none"/>
+                    <a:srcRect/>
+                    <a:stretch>
+                      <a:fillRect/>
+                    </a:stretch>
+                  </pic:blipFill>
+                  <pic:spPr bwMode="auto">
+                    <a:xfrm>
+                      <a:off x="0" y="0"/>
+                      <a:ext cx="5943600" cy="3876675"/>
+                    </a:xfrm>
+                    <a:prstGeom prst="rect">
+                      <a:avLst/>
+                    </a:prstGeom>
+                  </pic:spPr>
+                </pic:pic>
+              </a:graphicData>
+            </a:graphic>
+          </wp:inline>
+        </w:drawing>
+      </w:r>
+    </w:p>
+    <w:p>
+      <w:pPr>
+        <w:spacing w:after="200"/>
+      </w:pPr>
+      <w:r>
+        <w:rPr>
+          <w:rFonts w:ascii="Calibri" w:cs="Calibri" w:eastAsia="Calibri" w:hAnsi="Calibri"/>
+          <w:i/>
+          <w:iCs/>
+          <w:color w:val="555555"/>
+          <w:sz w:val="18"/>
+          <w:szCs w:val="18"/>
+        </w:rPr>
+        <w:t xml:space="preserve">The pilot export drawn as charts: skin conductance with the 14 peaks GSR Peak Detection found (top) and heart rate (bottom). Hatched bands mark the one-second artifact and the stretch where heart rate reads -1; the hollow triangle is the peak that probably came from the artifact. Chart drawn by the lab from its pilot Sensor Data export, iMotions Lab 11.1.47136.14, October 12, 2026.</w:t>
+      </w:r>
+    </w:p>
+    <w:p>
+      <w:pPr>
+        <w:pStyle w:val="Heading1"/>
+        <w:spacing w:after="120" w:before="320"/>
+      </w:pPr>
+      <w:r>
+        <w:rPr>
+          <w:rFonts w:ascii="Calibri" w:cs="Calibri" w:eastAsia="Calibri" w:hAnsi="Calibri"/>
+          <w:b/>
+          <w:bCs/>
+          <w:color w:val="8B1A2B"/>
+          <w:sz w:val="30"/>
+          <w:szCs w:val="30"/>
+        </w:rPr>
+        <w:t xml:space="preserve">How to confirm a unit the manuals do not give</w:t>
+      </w:r>
+    </w:p>
+    <w:p>
+      <w:pPr>
+        <w:spacing w:after="120" w:before="0" w:line="276"/>
+      </w:pPr>
+      <w:r>
+        <w:rPr>
+          <w:rFonts w:ascii="Calibri" w:cs="Calibri" w:eastAsia="Calibri" w:hAnsi="Calibri"/>
+          <w:sz w:val="22"/>
+          <w:szCs w:val="22"/>
+        </w:rPr>
+        <w:t xml:space="preserve">Many units above are not in the manuals. iMotions can state them itself in the Sensor Data export:</w:t>
+      </w:r>
+    </w:p>
+    <w:p>
+      <w:pPr>
+        <w:spacing w:after="120" w:before="0" w:line="276"/>
+      </w:pPr>
+      <w:r>
+        <w:rPr>
+          <w:rFonts w:ascii="Calibri" w:cs="Calibri" w:eastAsia="Calibri" w:hAnsi="Calibri"/>
+          <w:sz w:val="22"/>
+          <w:szCs w:val="22"/>
+        </w:rPr>
+        <w:t xml:space="preserve">Record a short pilot (never use a lab study), then export Sensor Data. On the Sensors page, turn on 'show signal descriptions' ("brief descriptions of the data channels are shown below the names of the data channels"). The export article says to tick 'Channel metadata' on the File info page so that the #METADATA section gives "a short description of the data, the unit, etc." for every column. On the lab computer in 11.1 that option was not there, and the block was written anyway. Copy its Description, Unit, and Data format rows into this guide. Done for the Shimmer on October 12, 2026; still to do for the Aurora, AFFDEX, and the Enobio.</w:t>
+      </w:r>
+    </w:p>
+    <w:p>
+      <w:pPr>
+        <w:pStyle w:val="Heading1"/>
+        <w:spacing w:after="120" w:before="320"/>
+      </w:pPr>
+      <w:r>
+        <w:rPr>
+          <w:rFonts w:ascii="Calibri" w:cs="Calibri" w:eastAsia="Calibri" w:hAnsi="Calibri"/>
+          <w:b/>
+          <w:bCs/>
+          <w:color w:val="8B1A2B"/>
+          <w:sz w:val="30"/>
+          <w:szCs w:val="30"/>
+        </w:rPr>
+        <w:t xml:space="preserve">Items to verify on the lab computer</w:t>
       </w:r>
     </w:p>
     <w:p>
@@ -8440,7 +8528,7 @@
           <w:sz w:val="22"/>
           <w:szCs w:val="22"/>
         </w:rPr>
-        <w:t xml:space="preserve">Heart rate variability from PPG: older articles say HRV comes from ECG, "not with optical PPG data"; the iMotions 11.0.4 release notes added "Shimmer PPG" to the HR and HRV notebook. The release note is newer.</w:t>
+        <w:t xml:space="preserve">Aurora: the units of Pupil and Distance, whether Pupil is one eye or an average, and the meaning and sign of Pitch, Yaw, and Roll (pilot with the Aurora connected and a respondent at about 60 cm).</w:t>
       </w:r>
     </w:p>
     <w:p>
@@ -8458,37 +8546,7 @@
           <w:sz w:val="22"/>
           <w:szCs w:val="22"/>
         </w:rPr>
-        <w:t xml:space="preserve">Eye distance appears in centimeters in the generic import format and the widget, and in millimeters in the I-VT filter output.</w:t>
-      </w:r>
-    </w:p>
-    <w:p>
-      <w:pPr>
-        <w:pStyle w:val="Heading1"/>
-        <w:spacing w:after="120" w:before="320"/>
-      </w:pPr>
-      <w:r>
-        <w:rPr>
-          <w:rFonts w:ascii="Calibri" w:cs="Calibri" w:eastAsia="Calibri" w:hAnsi="Calibri"/>
-          <w:b/>
-          <w:bCs/>
-          <w:color w:val="8B1A2B"/>
-          <w:sz w:val="30"/>
-          <w:szCs w:val="30"/>
-        </w:rPr>
-        <w:t xml:space="preserve">Sources</w:t>
-      </w:r>
-    </w:p>
-    <w:p>
-      <w:pPr>
-        <w:spacing w:after="120" w:before="0" w:line="276"/>
-      </w:pPr>
-      <w:r>
-        <w:rPr>
-          <w:rFonts w:ascii="Calibri" w:cs="Calibri" w:eastAsia="Calibri" w:hAnsi="Calibri"/>
-          <w:sz w:val="20"/>
-          <w:szCs w:val="20"/>
-        </w:rPr>
-        <w:t xml:space="preserve">iMotions A/S help center articles (help.imotions.com, reached signed in through my.imotions.com) and the matching manual PDFs held in the lab folder, used with permission for the Jacksonville State University lab course. Signal names and lab values: screen captures of the lab computer, October 12, 2026.</w:t>
+        <w:t xml:space="preserve">AFFDEX: the ranges of Neutral, Adaptive Engagement, Adaptive Valence, Speaking, Yawn, and Pain, and whether Blink is a 0 or 1 event or a 0 to 100 score; whose right a positive Yaw is.</w:t>
       </w:r>
     </w:p>
     <w:p>
@@ -8503,12 +8561,239 @@
       <w:r>
         <w:rPr>
           <w:rFonts w:ascii="Calibri" w:cs="Calibri" w:eastAsia="Calibri" w:hAnsi="Calibri"/>
+          <w:sz w:val="22"/>
+          <w:szCs w:val="22"/>
+        </w:rPr>
+        <w:t xml:space="preserve">Shimmer: units settled by the export. Still open: what GSR Quality and the percentage under the Hz figure in the widget measure; what the vendor means by a heart rate of -1; and what the high bits of GSR RAW encode (Shimmer GSR+ User Guide).</w:t>
+      </w:r>
+    </w:p>
+    <w:p>
+      <w:pPr>
+        <w:pStyle w:val="ListParagraph"/>
+        <w:numPr>
+          <w:ilvl w:val="0"/>
+          <w:numId w:val="3"/>
+        </w:numPr>
+        <w:spacing w:after="80" w:line="276"/>
+      </w:pPr>
+      <w:r>
+        <w:rPr>
+          <w:rFonts w:ascii="Calibri" w:cs="Calibri" w:eastAsia="Calibri" w:hAnsi="Calibri"/>
+          <w:sz w:val="22"/>
+          <w:szCs w:val="22"/>
+        </w:rPr>
+        <w:t xml:space="preserve">Peak results: export the GSR Metrics files (Export, then R PROCESSING, then GSR Metrics Export) and record their columns, and find where GSR Signal Quality writes its signal-to-noise ratio and percent missing; neither was in the Sensor Data file.</w:t>
+      </w:r>
+    </w:p>
+    <w:p>
+      <w:pPr>
+        <w:pStyle w:val="ListParagraph"/>
+        <w:numPr>
+          <w:ilvl w:val="0"/>
+          <w:numId w:val="3"/>
+        </w:numPr>
+        <w:spacing w:after="80" w:line="276"/>
+      </w:pPr>
+      <w:r>
+        <w:rPr>
+          <w:rFonts w:ascii="Calibri" w:cs="Calibri" w:eastAsia="Calibri" w:hAnsi="Calibri"/>
+          <w:sz w:val="22"/>
+          <w:szCs w:val="22"/>
+        </w:rPr>
+        <w:t xml:space="preserve">System Load Monitor: whether System means the whole computer and iMotions the iMotions program, and whether Mb is megabytes.</w:t>
+      </w:r>
+    </w:p>
+    <w:p>
+      <w:pPr>
+        <w:pStyle w:val="ListParagraph"/>
+        <w:numPr>
+          <w:ilvl w:val="0"/>
+          <w:numId w:val="3"/>
+        </w:numPr>
+        <w:spacing w:after="80" w:line="276"/>
+      </w:pPr>
+      <w:r>
+        <w:rPr>
+          <w:rFonts w:ascii="Calibri" w:cs="Calibri" w:eastAsia="Calibri" w:hAnsi="Calibri"/>
+          <w:sz w:val="22"/>
+          <w:szCs w:val="22"/>
+        </w:rPr>
+        <w:t xml:space="preserve">The AFFDEX version running in iMotions 11.1 (the manuals describe SDK 5.1 and 5.2).</w:t>
+      </w:r>
+    </w:p>
+    <w:p>
+      <w:pPr>
+        <w:pStyle w:val="Heading1"/>
+        <w:spacing w:after="120" w:before="320"/>
+      </w:pPr>
+      <w:r>
+        <w:rPr>
+          <w:rFonts w:ascii="Calibri" w:cs="Calibri" w:eastAsia="Calibri" w:hAnsi="Calibri"/>
+          <w:b/>
+          <w:bCs/>
+          <w:color w:val="8B1A2B"/>
+          <w:sz w:val="30"/>
+          <w:szCs w:val="30"/>
+        </w:rPr>
+        <w:t xml:space="preserve">Where the manuals disagree</w:t>
+      </w:r>
+    </w:p>
+    <w:p>
+      <w:pPr>
+        <w:pStyle w:val="ListParagraph"/>
+        <w:numPr>
+          <w:ilvl w:val="0"/>
+          <w:numId w:val="3"/>
+        </w:numPr>
+        <w:spacing w:after="80" w:line="276"/>
+      </w:pPr>
+      <w:r>
+        <w:rPr>
+          <w:rFonts w:ascii="Calibri" w:cs="Calibri" w:eastAsia="Calibri" w:hAnsi="Calibri"/>
+          <w:sz w:val="22"/>
+          <w:szCs w:val="22"/>
+        </w:rPr>
+        <w:t xml:space="preserve">The AFFDEX 0 to 100 score is worded four ways across the manuals (confidence, probability that a trained coder would rate it present, probability it was expressed, how sure the algorithm is). Teach it as a probability, not a strength.</w:t>
+      </w:r>
+    </w:p>
+    <w:p>
+      <w:pPr>
+        <w:pStyle w:val="ListParagraph"/>
+        <w:numPr>
+          <w:ilvl w:val="0"/>
+          <w:numId w:val="3"/>
+        </w:numPr>
+        <w:spacing w:after="80" w:line="276"/>
+      </w:pPr>
+      <w:r>
+        <w:rPr>
+          <w:rFonts w:ascii="Calibri" w:cs="Calibri" w:eastAsia="Calibri" w:hAnsi="Calibri"/>
+          <w:sz w:val="22"/>
+          <w:szCs w:val="22"/>
+        </w:rPr>
+        <w:t xml:space="preserve">The imotions.com module page swaps yaw and pitch ("yaw (up/down), pitch (left/right)"); the help center notebook pairs Pitch with up and down and Yaw with right and left. Follow the help center.</w:t>
+      </w:r>
+    </w:p>
+    <w:p>
+      <w:pPr>
+        <w:pStyle w:val="ListParagraph"/>
+        <w:numPr>
+          <w:ilvl w:val="0"/>
+          <w:numId w:val="3"/>
+        </w:numPr>
+        <w:spacing w:after="80" w:line="276"/>
+      </w:pPr>
+      <w:r>
+        <w:rPr>
+          <w:rFonts w:ascii="Calibri" w:cs="Calibri" w:eastAsia="Calibri" w:hAnsi="Calibri"/>
+          <w:sz w:val="22"/>
+          <w:szCs w:val="22"/>
+        </w:rPr>
+        <w:t xml:space="preserve">Heart rate variability from PPG: older articles say HRV comes from ECG, "not with optical PPG data"; the iMotions 11.0.4 release notes added "Shimmer PPG" to the HR and HRV notebook. The release note is newer.</w:t>
+      </w:r>
+    </w:p>
+    <w:p>
+      <w:pPr>
+        <w:pStyle w:val="ListParagraph"/>
+        <w:numPr>
+          <w:ilvl w:val="0"/>
+          <w:numId w:val="3"/>
+        </w:numPr>
+        <w:spacing w:after="80" w:line="276"/>
+      </w:pPr>
+      <w:r>
+        <w:rPr>
+          <w:rFonts w:ascii="Calibri" w:cs="Calibri" w:eastAsia="Calibri" w:hAnsi="Calibri"/>
+          <w:sz w:val="22"/>
+          <w:szCs w:val="22"/>
+        </w:rPr>
+        <w:t xml:space="preserve">Eye distance appears in centimeters in the generic import format and the widget, and in millimeters in the I-VT filter output.</w:t>
+      </w:r>
+    </w:p>
+    <w:p>
+      <w:pPr>
+        <w:pStyle w:val="ListParagraph"/>
+        <w:numPr>
+          <w:ilvl w:val="0"/>
+          <w:numId w:val="3"/>
+        </w:numPr>
+        <w:spacing w:after="80" w:line="276"/>
+      </w:pPr>
+      <w:r>
+        <w:rPr>
+          <w:rFonts w:ascii="Calibri" w:cs="Calibri" w:eastAsia="Calibri" w:hAnsi="Calibri"/>
+          <w:sz w:val="22"/>
+          <w:szCs w:val="22"/>
+        </w:rPr>
+        <w:t xml:space="preserve">Peak Amplitude: the export's own description row says it is the rise of the phasic signal, but the Peak Detection and R Processed GSR export articles define it as the rise of the calibrated (GSR Interpolated) signal, and in all 14 pilot peaks the exported number matches the articles. Follow the articles.</w:t>
+      </w:r>
+    </w:p>
+    <w:p>
+      <w:pPr>
+        <w:pStyle w:val="ListParagraph"/>
+        <w:numPr>
+          <w:ilvl w:val="0"/>
+          <w:numId w:val="3"/>
+        </w:numPr>
+        <w:spacing w:after="80" w:line="276"/>
+      </w:pPr>
+      <w:r>
+        <w:rPr>
+          <w:rFonts w:ascii="Calibri" w:cs="Calibri" w:eastAsia="Calibri" w:hAnsi="Calibri"/>
+          <w:sz w:val="22"/>
+          <w:szCs w:val="22"/>
+        </w:rPr>
+        <w:t xml:space="preserve">'Channel metadata': the export article tells users to tick this option; on the lab computer in 11.1 it was not offered, but the #METADATA block was written by default.</w:t>
+      </w:r>
+    </w:p>
+    <w:p>
+      <w:pPr>
+        <w:pStyle w:val="Heading1"/>
+        <w:spacing w:after="120" w:before="320"/>
+      </w:pPr>
+      <w:r>
+        <w:rPr>
+          <w:rFonts w:ascii="Calibri" w:cs="Calibri" w:eastAsia="Calibri" w:hAnsi="Calibri"/>
+          <w:b/>
+          <w:bCs/>
+          <w:color w:val="8B1A2B"/>
+          <w:sz w:val="30"/>
+          <w:szCs w:val="30"/>
+        </w:rPr>
+        <w:t xml:space="preserve">Sources</w:t>
+      </w:r>
+    </w:p>
+    <w:p>
+      <w:pPr>
+        <w:spacing w:after="120" w:before="0" w:line="276"/>
+      </w:pPr>
+      <w:r>
+        <w:rPr>
+          <w:rFonts w:ascii="Calibri" w:cs="Calibri" w:eastAsia="Calibri" w:hAnsi="Calibri"/>
           <w:sz w:val="20"/>
           <w:szCs w:val="20"/>
         </w:rPr>
+        <w:t xml:space="preserve">iMotions A/S help center articles (help.imotions.com, reached signed in through my.imotions.com) and the matching manual PDFs held in the lab folder, used with permission for the Jacksonville State University lab course. Signal names and lab values: screen captures of the lab computer and the lab's pilot Sensor Data export (#METADATA rows and data), October 12, 2026. The export file is identifiable participant data and is not published.</w:t>
+      </w:r>
+    </w:p>
+    <w:p>
+      <w:pPr>
+        <w:pStyle w:val="ListParagraph"/>
+        <w:numPr>
+          <w:ilvl w:val="0"/>
+          <w:numId w:val="3"/>
+        </w:numPr>
+        <w:spacing w:after="80" w:line="276"/>
+      </w:pPr>
+      <w:r>
+        <w:rPr>
+          <w:rFonts w:ascii="Calibri" w:cs="Calibri" w:eastAsia="Calibri" w:hAnsi="Calibri"/>
+          <w:sz w:val="20"/>
+          <w:szCs w:val="20"/>
+        </w:rPr>
         <w:t xml:space="preserve">Export: Sensor Data. </w:t>
       </w:r>
-      <w:hyperlink w:history="1" r:id="rIdlbgauxjqewtycv5by7egu">
+      <w:hyperlink w:history="1" r:id="rIdjhg_wugfoq1mvgdyck6ps">
         <w:r>
           <w:rPr>
             <w:rFonts w:ascii="Calibri" w:cs="Calibri" w:eastAsia="Calibri" w:hAnsi="Calibri"/>
@@ -8536,9 +8821,39 @@
           <w:sz w:val="20"/>
           <w:szCs w:val="20"/>
         </w:rPr>
+        <w:t xml:space="preserve">Export: R Processed GSR Files. </w:t>
+      </w:r>
+      <w:hyperlink w:history="1" r:id="rIdu83dqk-wsnvrxxyb_imfk">
+        <w:r>
+          <w:rPr>
+            <w:rFonts w:ascii="Calibri" w:cs="Calibri" w:eastAsia="Calibri" w:hAnsi="Calibri"/>
+            <w:color w:val="1F4E79"/>
+            <w:sz w:val="18"/>
+            <w:szCs w:val="18"/>
+            <w:u w:val="single"/>
+          </w:rPr>
+          <w:t xml:space="preserve">https://help.imotions.com/lab/exports/r-processed-exports/export-r-processed-gsr-files</w:t>
+        </w:r>
+      </w:hyperlink>
+    </w:p>
+    <w:p>
+      <w:pPr>
+        <w:pStyle w:val="ListParagraph"/>
+        <w:numPr>
+          <w:ilvl w:val="0"/>
+          <w:numId w:val="3"/>
+        </w:numPr>
+        <w:spacing w:after="80" w:line="276"/>
+      </w:pPr>
+      <w:r>
+        <w:rPr>
+          <w:rFonts w:ascii="Calibri" w:cs="Calibri" w:eastAsia="Calibri" w:hAnsi="Calibri"/>
+          <w:sz w:val="20"/>
+          <w:szCs w:val="20"/>
+        </w:rPr>
         <w:t xml:space="preserve">Sensor Preview Window. </w:t>
       </w:r>
-      <w:hyperlink w:history="1" r:id="rIdc_yjabiipgrvhmrs_-poe">
+      <w:hyperlink w:history="1" r:id="rIdei6nmdie7ci1q1ezzvyxy">
         <w:r>
           <w:rPr>
             <w:rFonts w:ascii="Calibri" w:cs="Calibri" w:eastAsia="Calibri" w:hAnsi="Calibri"/>
@@ -8568,7 +8883,7 @@
         </w:rPr>
         <w:t xml:space="preserve">Collecting Data. </w:t>
       </w:r>
-      <w:hyperlink w:history="1" r:id="rIde6urnws4nbov8sqzpg0-a">
+      <w:hyperlink w:history="1" r:id="rIdqqlxr3u78p9fgpan-5au0">
         <w:r>
           <w:rPr>
             <w:rFonts w:ascii="Calibri" w:cs="Calibri" w:eastAsia="Calibri" w:hAnsi="Calibri"/>
@@ -8598,7 +8913,7 @@
         </w:rPr>
         <w:t xml:space="preserve">Importing Generic Screen-Based Eye Tracking into iMotions. </w:t>
       </w:r>
-      <w:hyperlink w:history="1" r:id="rIdgokps2x-hwetlo4gwvag0">
+      <w:hyperlink w:history="1" r:id="rIdeo0obxfsr_llzpatksrja">
         <w:r>
           <w:rPr>
             <w:rFonts w:ascii="Calibri" w:cs="Calibri" w:eastAsia="Calibri" w:hAnsi="Calibri"/>
@@ -8628,7 +8943,7 @@
         </w:rPr>
         <w:t xml:space="preserve">R-Notebook: Eye tracking-based blink detection. </w:t>
       </w:r>
-      <w:hyperlink w:history="1" r:id="rId4rgjdxstrhogd3nqhmree">
+      <w:hyperlink w:history="1" r:id="rIdugbgt7hgsvy9ntejy5muf">
         <w:r>
           <w:rPr>
             <w:rFonts w:ascii="Calibri" w:cs="Calibri" w:eastAsia="Calibri" w:hAnsi="Calibri"/>
@@ -8658,7 +8973,7 @@
         </w:rPr>
         <w:t xml:space="preserve">Fixation and saccade classification with the I-VT filter. </w:t>
       </w:r>
-      <w:hyperlink w:history="1" r:id="rIdwe6czkrbkjdsgt94p3bq4">
+      <w:hyperlink w:history="1" r:id="rIdry26t7goeejuywzaykfdv">
         <w:r>
           <w:rPr>
             <w:rFonts w:ascii="Calibri" w:cs="Calibri" w:eastAsia="Calibri" w:hAnsi="Calibri"/>
@@ -8688,7 +9003,7 @@
         </w:rPr>
         <w:t xml:space="preserve">Planning for Eye Tracker Calibration. </w:t>
       </w:r>
-      <w:hyperlink w:history="1" r:id="rIdqm1c_krpesfwmsxncdwex">
+      <w:hyperlink w:history="1" r:id="rIdirncjbwdjo4w6zppenu2k">
         <w:r>
           <w:rPr>
             <w:rFonts w:ascii="Calibri" w:cs="Calibri" w:eastAsia="Calibri" w:hAnsi="Calibri"/>
@@ -8718,7 +9033,7 @@
         </w:rPr>
         <w:t xml:space="preserve">Affectiva (AFFDEX) Signals Overview. </w:t>
       </w:r>
-      <w:hyperlink w:history="1" r:id="rIdzvlzksws9sijlv0ri0bfx">
+      <w:hyperlink w:history="1" r:id="rIdrdgpmrgq1hizoduqziy4k">
         <w:r>
           <w:rPr>
             <w:rFonts w:ascii="Calibri" w:cs="Calibri" w:eastAsia="Calibri" w:hAnsi="Calibri"/>
@@ -8766,7 +9081,7 @@
         </w:rPr>
         <w:t xml:space="preserve">Enabling Affectiva AFFDEX in iMotions. </w:t>
       </w:r>
-      <w:hyperlink w:history="1" r:id="rIdr71abc0vghuv1zmga3yol">
+      <w:hyperlink w:history="1" r:id="rIdcoxus431z6zz-t5izvec3">
         <w:r>
           <w:rPr>
             <w:rFonts w:ascii="Calibri" w:cs="Calibri" w:eastAsia="Calibri" w:hAnsi="Calibri"/>
@@ -8796,7 +9111,7 @@
         </w:rPr>
         <w:t xml:space="preserve">Introduction to: Facial Expression Analysis. </w:t>
       </w:r>
-      <w:hyperlink w:history="1" r:id="rIdy9urt5_ni97uksgchgwv6">
+      <w:hyperlink w:history="1" r:id="rIdibbn4dqpsx2xncbct6k20">
         <w:r>
           <w:rPr>
             <w:rFonts w:ascii="Calibri" w:cs="Calibri" w:eastAsia="Calibri" w:hAnsi="Calibri"/>
@@ -8826,7 +9141,7 @@
         </w:rPr>
         <w:t xml:space="preserve">R Notebook (FEA): Facial expression analysis thresholding and aggregation. </w:t>
       </w:r>
-      <w:hyperlink w:history="1" r:id="rIdiugxvzhfybukxzakp_fhi">
+      <w:hyperlink w:history="1" r:id="rIddwfycmwnrlhxpnupa-fpz">
         <w:r>
           <w:rPr>
             <w:rFonts w:ascii="Calibri" w:cs="Calibri" w:eastAsia="Calibri" w:hAnsi="Calibri"/>
@@ -8856,7 +9171,7 @@
         </w:rPr>
         <w:t xml:space="preserve">R-Notebook: Facial expression analysis-based blink detection. </w:t>
       </w:r>
-      <w:hyperlink w:history="1" r:id="rIdcqvt2vhix6kq6-xvyjrqq">
+      <w:hyperlink w:history="1" r:id="rId8byjhlpyyqvz7a_bryg1r">
         <w:r>
           <w:rPr>
             <w:rFonts w:ascii="Calibri" w:cs="Calibri" w:eastAsia="Calibri" w:hAnsi="Calibri"/>
@@ -8886,7 +9201,7 @@
         </w:rPr>
         <w:t xml:space="preserve">iMotions 11 release notes. </w:t>
       </w:r>
-      <w:hyperlink w:history="1" r:id="rIdtsjr-q6f-172nfu_9lqot">
+      <w:hyperlink w:history="1" r:id="rIdqylds_qhn36qyp1bfgcw-">
         <w:r>
           <w:rPr>
             <w:rFonts w:ascii="Calibri" w:cs="Calibri" w:eastAsia="Calibri" w:hAnsi="Calibri"/>
@@ -8916,7 +9231,7 @@
         </w:rPr>
         <w:t xml:space="preserve">System Load Monitor and computer demands. </w:t>
       </w:r>
-      <w:hyperlink w:history="1" r:id="rIdcfxch3k99_acpi_ligpta">
+      <w:hyperlink w:history="1" r:id="rIdjfsizycds40sqehi36jav">
         <w:r>
           <w:rPr>
             <w:rFonts w:ascii="Calibri" w:cs="Calibri" w:eastAsia="Calibri" w:hAnsi="Calibri"/>
@@ -8946,7 +9261,7 @@
         </w:rPr>
         <w:t xml:space="preserve">Timestamping and synchronization method. </w:t>
       </w:r>
-      <w:hyperlink w:history="1" r:id="rIdmxo8xzhrvya4a6afoky3d">
+      <w:hyperlink w:history="1" r:id="rIdtgw3ib-rng7qvcfdrzumb">
         <w:r>
           <w:rPr>
             <w:rFonts w:ascii="Calibri" w:cs="Calibri" w:eastAsia="Calibri" w:hAnsi="Calibri"/>
@@ -8976,7 +9291,7 @@
         </w:rPr>
         <w:t xml:space="preserve">Introduction to: EDA/GSR. </w:t>
       </w:r>
-      <w:hyperlink w:history="1" r:id="rIdd6y3u3tfb9skneqw-oazp">
+      <w:hyperlink w:history="1" r:id="rId0ouw83dklnzdnthd_aqa-">
         <w:r>
           <w:rPr>
             <w:rFonts w:ascii="Calibri" w:cs="Calibri" w:eastAsia="Calibri" w:hAnsi="Calibri"/>
@@ -9006,7 +9321,7 @@
         </w:rPr>
         <w:t xml:space="preserve">Shimmer 3 GSR+: Device Connection and Configuration in iMotions. </w:t>
       </w:r>
-      <w:hyperlink w:history="1" r:id="rIdt63fwum1lo6ust4pq2yj0">
+      <w:hyperlink w:history="1" r:id="rId4p7msxy54g9zmf6g_gz8w">
         <w:r>
           <w:rPr>
             <w:rFonts w:ascii="Calibri" w:cs="Calibri" w:eastAsia="Calibri" w:hAnsi="Calibri"/>
@@ -9036,7 +9351,7 @@
         </w:rPr>
         <w:t xml:space="preserve">Shimmer 3 GSR+: Sensor Placement and Respondent Instructions. </w:t>
       </w:r>
-      <w:hyperlink w:history="1" r:id="rIdjiah5kpiy2wwtstx5wvyl">
+      <w:hyperlink w:history="1" r:id="rIdemz5xjsme2l8yd1pjwagy">
         <w:r>
           <w:rPr>
             <w:rFonts w:ascii="Calibri" w:cs="Calibri" w:eastAsia="Calibri" w:hAnsi="Calibri"/>
@@ -9066,7 +9381,7 @@
         </w:rPr>
         <w:t xml:space="preserve">Shimmer 3 ECG: Sensor Placement and Respondent Instructions. </w:t>
       </w:r>
-      <w:hyperlink w:history="1" r:id="rIdbvzavj56yqtapbs9vd7kh">
+      <w:hyperlink w:history="1" r:id="rIdz2otnxilnlhwiwawnutr0">
         <w:r>
           <w:rPr>
             <w:rFonts w:ascii="Calibri" w:cs="Calibri" w:eastAsia="Calibri" w:hAnsi="Calibri"/>
@@ -9096,7 +9411,7 @@
         </w:rPr>
         <w:t xml:space="preserve">GSR sensor output value internal calibration. </w:t>
       </w:r>
-      <w:hyperlink w:history="1" r:id="rIdszfbbmtykfdsggefdu3zu">
+      <w:hyperlink w:history="1" r:id="rIdakkynut-png1nv_kitzme">
         <w:r>
           <w:rPr>
             <w:rFonts w:ascii="Calibri" w:cs="Calibri" w:eastAsia="Calibri" w:hAnsi="Calibri"/>
@@ -9126,7 +9441,7 @@
         </w:rPr>
         <w:t xml:space="preserve">GSR R-Notebooks: GSR Signal Quality. </w:t>
       </w:r>
-      <w:hyperlink w:history="1" r:id="rIdvua9olvngldss-lfzedwy">
+      <w:hyperlink w:history="1" r:id="rIdpldvajwfe2l3c3z8y9jct">
         <w:r>
           <w:rPr>
             <w:rFonts w:ascii="Calibri" w:cs="Calibri" w:eastAsia="Calibri" w:hAnsi="Calibri"/>
@@ -9156,7 +9471,7 @@
         </w:rPr>
         <w:t xml:space="preserve">GSR R-Notebooks: Peak Detection and Aggregation. </w:t>
       </w:r>
-      <w:hyperlink w:history="1" r:id="rId7xfncubglsl3qknviyie8">
+      <w:hyperlink w:history="1" r:id="rIdoki3nyg1gwo3m9aat14a7">
         <w:r>
           <w:rPr>
             <w:rFonts w:ascii="Calibri" w:cs="Calibri" w:eastAsia="Calibri" w:hAnsi="Calibri"/>
@@ -9186,7 +9501,7 @@
         </w:rPr>
         <w:t xml:space="preserve">R Notebook Epoching. </w:t>
       </w:r>
-      <w:hyperlink w:history="1" r:id="rIdtdpauj3rvenwpyca4yexq">
+      <w:hyperlink w:history="1" r:id="rId3xy2nvuvqikuathhkfud-">
         <w:r>
           <w:rPr>
             <w:rFonts w:ascii="Calibri" w:cs="Calibri" w:eastAsia="Calibri" w:hAnsi="Calibri"/>
@@ -9216,7 +9531,7 @@
         </w:rPr>
         <w:t xml:space="preserve">R Notebook: Accelerometer Movement Detection. </w:t>
       </w:r>
-      <w:hyperlink w:history="1" r:id="rIdrph2iplrdtfojtgqdgewp">
+      <w:hyperlink w:history="1" r:id="rIdwrwjek7m_d3nsqln3rpg3">
         <w:r>
           <w:rPr>
             <w:rFonts w:ascii="Calibri" w:cs="Calibri" w:eastAsia="Calibri" w:hAnsi="Calibri"/>
@@ -9246,7 +9561,7 @@
         </w:rPr>
         <w:t xml:space="preserve">PPG, BVP, and Optical Heart Rate. </w:t>
       </w:r>
-      <w:hyperlink w:history="1" r:id="rIdff_sj8dc2llyineqrru5w">
+      <w:hyperlink w:history="1" r:id="rIdzilmfvuq2cthlpmw69u6e">
         <w:r>
           <w:rPr>
             <w:rFonts w:ascii="Calibri" w:cs="Calibri" w:eastAsia="Calibri" w:hAnsi="Calibri"/>
@@ -9276,7 +9591,7 @@
         </w:rPr>
         <w:t xml:space="preserve">Export: R Processed ECG Files. </w:t>
       </w:r>
-      <w:hyperlink w:history="1" r:id="rIdgmq_tntj_byht2htkeciq">
+      <w:hyperlink w:history="1" r:id="rIdaay_5ffttzwncnfcvh9yz">
         <w:r>
           <w:rPr>
             <w:rFonts w:ascii="Calibri" w:cs="Calibri" w:eastAsia="Calibri" w:hAnsi="Calibri"/>
@@ -9306,7 +9621,7 @@
         </w:rPr>
         <w:t xml:space="preserve">R Notebooks: ECG Heart rate and HRV Processing. </w:t>
       </w:r>
-      <w:hyperlink w:history="1" r:id="rIdrr3x5fhhmn8rbumi15glw">
+      <w:hyperlink w:history="1" r:id="rIdjjeanymt5a5ljfapavpzp">
         <w:r>
           <w:rPr>
             <w:rFonts w:ascii="Calibri" w:cs="Calibri" w:eastAsia="Calibri" w:hAnsi="Calibri"/>
@@ -9316,6 +9631,36 @@
             <w:u w:val="single"/>
           </w:rPr>
           <w:t xml:space="preserve">https://help.imotions.com/lab/analysis/biosensor-analysis/r-notebooks-ecg-heart-rate-and-hrv-processing</w:t>
+        </w:r>
+      </w:hyperlink>
+    </w:p>
+    <w:p>
+      <w:pPr>
+        <w:pStyle w:val="ListParagraph"/>
+        <w:numPr>
+          <w:ilvl w:val="0"/>
+          <w:numId w:val="3"/>
+        </w:numPr>
+        <w:spacing w:after="80" w:line="276"/>
+      </w:pPr>
+      <w:r>
+        <w:rPr>
+          <w:rFonts w:ascii="Calibri" w:cs="Calibri" w:eastAsia="Calibri" w:hAnsi="Calibri"/>
+          <w:sz w:val="20"/>
+          <w:szCs w:val="20"/>
+        </w:rPr>
+        <w:t xml:space="preserve">Kleckner, I. R., Jones, R. M., Wilder-Smith, O., Wormwood, J. B., Akcakaya, M., Quigley, K. S., Lord, C., &amp; Goodwin, M. S. (2018). Simple, transparent, and flexible automated quality assessment procedures for ambulatory electrodermal activity data. IEEE Transactions on Biomedical Engineering, 65(7), 1460-1467. </w:t>
+      </w:r>
+      <w:hyperlink w:history="1" r:id="rIdkwrhzskg6ndqflluvu5vf">
+        <w:r>
+          <w:rPr>
+            <w:rFonts w:ascii="Calibri" w:cs="Calibri" w:eastAsia="Calibri" w:hAnsi="Calibri"/>
+            <w:color w:val="1F4E79"/>
+            <w:sz w:val="18"/>
+            <w:szCs w:val="18"/>
+            <w:u w:val="single"/>
+          </w:rPr>
+          <w:t xml:space="preserve">https://doi.org/10.1109/TBME.2017.2758643</w:t>
         </w:r>
       </w:hyperlink>
     </w:p>

--- a/assets/guides/Sensor_Signal_Reading_Guide.docx
+++ b/assets/guides/Sensor_Signal_Reading_Guide.docx
@@ -8298,7 +8298,7 @@
           <w:sz w:val="22"/>
           <w:szCs w:val="22"/>
         </w:rPr>
-        <w:t xml:space="preserve">Privacy: because #INFO names the respondent and gives age and gender, every export is identifiable participant data. Store it with the study data, never in a public folder or on GitHub.</w:t>
+        <w:t xml:space="preserve">Privacy: because #INFO names the respondent and gives age and gender, a real participant's export is identifiable data. Store it with the study data, never in a public folder or on GitHub. The pilot file is the exception: it is the lab director's own recording, published with his permission as practice data on the workshop site (Workshop 4, section 7.7).</w:t>
       </w:r>
     </w:p>
     <w:p>
@@ -8316,7 +8316,7 @@
           <w:sz w:val="22"/>
           <w:szCs w:val="22"/>
         </w:rPr>
-        <w:t xml:space="preserve">One row is one sample from one device. The other devices' columns are empty on that row, so first keep only the rows where that device's EventSource column reads 1 (the export describes it as "Can be used to filter data from" that device). The pilot had 13,426 Shimmer rows (about 128 per second), 100 System Load rows (about one per second), and 12 slide event rows.</w:t>
+        <w:t xml:space="preserve">Rows from different devices are interleaved. In the pilot the Shimmer and its GSR Peak Detection output shared 13,426 rows (about 128 per second), the notebook added 40 rows of its own where it filled short gaps, and the System Load Monitor (100 rows, about one per second) and the slide events (12 rows) had rows of their own, with the Shimmer columns empty. So first keep only the rows where that device's EventSource column reads 1 (the export describes it as "Can be used to filter data from" that device).</w:t>
       </w:r>
     </w:p>
     <w:p>
@@ -8371,6 +8371,24 @@
           <w:szCs w:val="22"/>
         </w:rPr>
         <w:t xml:space="preserve">Artifacts look like data. At about 19.5 s skin conductance fell from about 1.8 to as low as 0.2 µS and came back about one second later, while the accelerometer showed no movement. A published quality rule treats skin conductance outside 0.05 to 60 µS, or changing faster than 10 µS per second, as invalid, together with 5 seconds on either side (Kleckner et al., 2018). Here one step fell 0.64 µS within a single sample, about 80 µS per second, so the stretch is an artifact, and the one peak inside it, counted the moment the signal returned, is set aside. No other pilot peak was flagged. Its cause cannot be told from the data; a brief change in electrode contact is one possibility. Name such a rule in the plan before the real study.</w:t>
+      </w:r>
+    </w:p>
+    <w:p>
+      <w:pPr>
+        <w:pStyle w:val="ListParagraph"/>
+        <w:numPr>
+          <w:ilvl w:val="0"/>
+          <w:numId w:val="3"/>
+        </w:numPr>
+        <w:spacing w:after="80" w:line="276"/>
+      </w:pPr>
+      <w:r>
+        <w:rPr>
+          <w:rFonts w:ascii="Calibri" w:cs="Calibri" w:eastAsia="Calibri" w:hAnsi="Calibri"/>
+          <w:sz w:val="22"/>
+          <w:szCs w:val="22"/>
+        </w:rPr>
+        <w:t xml:space="preserve">iMotions agrees. The GSR Metrics Export (Export, then R PROCESSING, then GSR Metrics Export) wrote GSRPeakMetrics.csv and GSRPeakTable.csv. Their Peak Count (8, 4, 2), Peaks Per Minute (8, 7.98, 7.99), Average Peak Amplitude (0.0815, 0.0828, 0.0703 µS), and the 14 peak times match what the raw export gives. One lesson from the peak table: peak 9 is counted in the commercial because its maximum came at 60.55 s, but it began at 59.82 s, before the commercial started at 60.22 s, so it belongs to the baseline's aftermath, not to the ad.</w:t>
       </w:r>
     </w:p>
     <w:p>
@@ -8582,7 +8600,7 @@
           <w:sz w:val="22"/>
           <w:szCs w:val="22"/>
         </w:rPr>
-        <w:t xml:space="preserve">Peak results: export the GSR Metrics files (Export, then R PROCESSING, then GSR Metrics Export) and record their columns, and find where GSR Signal Quality writes its signal-to-noise ratio and percent missing; neither was in the Sensor Data file.</w:t>
+        <w:t xml:space="preserve">Signal quality results: find where GSR Signal Quality writes its signal-to-noise ratio and percent missing; they were not in the Sensor Data file. (The GSR Metrics files were obtained on the second try and match the Sensor Data file exactly.)</w:t>
       </w:r>
     </w:p>
     <w:p>
@@ -8773,7 +8791,7 @@
           <w:sz w:val="20"/>
           <w:szCs w:val="20"/>
         </w:rPr>
-        <w:t xml:space="preserve">iMotions A/S help center articles (help.imotions.com, reached signed in through my.imotions.com) and the matching manual PDFs held in the lab folder, used with permission for the Jacksonville State University lab course. Signal names and lab values: screen captures of the lab computer and the lab's pilot Sensor Data export (#METADATA rows and data), October 12, 2026. The export file is identifiable participant data and is not published.</w:t>
+        <w:t xml:space="preserve">iMotions A/S help center articles (help.imotions.com, reached signed in through my.imotions.com) and the matching manual PDFs held in the lab folder, used with permission for the Jacksonville State University lab course. Signal names and lab values: screen captures of the lab computer and the lab's pilot Sensor Data export (#METADATA rows and data), October 12, 2026. The pilot export is the lab director's own recording, published with his permission as practice data at https://marksciuchetti.github.io/JaxState_Behavior-Lab/assets/ws4/data/pilot/001_PILOT01.csv.</w:t>
       </w:r>
     </w:p>
     <w:p>
@@ -8793,7 +8811,7 @@
         </w:rPr>
         <w:t xml:space="preserve">Export: Sensor Data. </w:t>
       </w:r>
-      <w:hyperlink w:history="1" r:id="rIdjhg_wugfoq1mvgdyck6ps">
+      <w:hyperlink w:history="1" r:id="rId4q17j_eeyrdy1thdqvgp3">
         <w:r>
           <w:rPr>
             <w:rFonts w:ascii="Calibri" w:cs="Calibri" w:eastAsia="Calibri" w:hAnsi="Calibri"/>
@@ -8823,7 +8841,7 @@
         </w:rPr>
         <w:t xml:space="preserve">Export: R Processed GSR Files. </w:t>
       </w:r>
-      <w:hyperlink w:history="1" r:id="rIdu83dqk-wsnvrxxyb_imfk">
+      <w:hyperlink w:history="1" r:id="rIdrttvsfvsc_vgssxz-jbvy">
         <w:r>
           <w:rPr>
             <w:rFonts w:ascii="Calibri" w:cs="Calibri" w:eastAsia="Calibri" w:hAnsi="Calibri"/>
@@ -8853,7 +8871,7 @@
         </w:rPr>
         <w:t xml:space="preserve">Sensor Preview Window. </w:t>
       </w:r>
-      <w:hyperlink w:history="1" r:id="rIdei6nmdie7ci1q1ezzvyxy">
+      <w:hyperlink w:history="1" r:id="rIddijekavsb6yhklfq2ezew">
         <w:r>
           <w:rPr>
             <w:rFonts w:ascii="Calibri" w:cs="Calibri" w:eastAsia="Calibri" w:hAnsi="Calibri"/>
@@ -8883,7 +8901,7 @@
         </w:rPr>
         <w:t xml:space="preserve">Collecting Data. </w:t>
       </w:r>
-      <w:hyperlink w:history="1" r:id="rIdqqlxr3u78p9fgpan-5au0">
+      <w:hyperlink w:history="1" r:id="rIdpo2ftcehjdvgbffgbjbea">
         <w:r>
           <w:rPr>
             <w:rFonts w:ascii="Calibri" w:cs="Calibri" w:eastAsia="Calibri" w:hAnsi="Calibri"/>
@@ -8913,7 +8931,7 @@
         </w:rPr>
         <w:t xml:space="preserve">Importing Generic Screen-Based Eye Tracking into iMotions. </w:t>
       </w:r>
-      <w:hyperlink w:history="1" r:id="rIdeo0obxfsr_llzpatksrja">
+      <w:hyperlink w:history="1" r:id="rIdobyemljhvgtx07opndvpm">
         <w:r>
           <w:rPr>
             <w:rFonts w:ascii="Calibri" w:cs="Calibri" w:eastAsia="Calibri" w:hAnsi="Calibri"/>
@@ -8943,7 +8961,7 @@
         </w:rPr>
         <w:t xml:space="preserve">R-Notebook: Eye tracking-based blink detection. </w:t>
       </w:r>
-      <w:hyperlink w:history="1" r:id="rIdugbgt7hgsvy9ntejy5muf">
+      <w:hyperlink w:history="1" r:id="rId-ex26wk2gor318pdcnyo3">
         <w:r>
           <w:rPr>
             <w:rFonts w:ascii="Calibri" w:cs="Calibri" w:eastAsia="Calibri" w:hAnsi="Calibri"/>
@@ -8973,7 +8991,7 @@
         </w:rPr>
         <w:t xml:space="preserve">Fixation and saccade classification with the I-VT filter. </w:t>
       </w:r>
-      <w:hyperlink w:history="1" r:id="rIdry26t7goeejuywzaykfdv">
+      <w:hyperlink w:history="1" r:id="rIdt4quj6lzc6mxqaujdfino">
         <w:r>
           <w:rPr>
             <w:rFonts w:ascii="Calibri" w:cs="Calibri" w:eastAsia="Calibri" w:hAnsi="Calibri"/>
@@ -9003,7 +9021,7 @@
         </w:rPr>
         <w:t xml:space="preserve">Planning for Eye Tracker Calibration. </w:t>
       </w:r>
-      <w:hyperlink w:history="1" r:id="rIdirncjbwdjo4w6zppenu2k">
+      <w:hyperlink w:history="1" r:id="rId6fp1o-ubu1bomozm78hdb">
         <w:r>
           <w:rPr>
             <w:rFonts w:ascii="Calibri" w:cs="Calibri" w:eastAsia="Calibri" w:hAnsi="Calibri"/>
@@ -9033,7 +9051,7 @@
         </w:rPr>
         <w:t xml:space="preserve">Affectiva (AFFDEX) Signals Overview. </w:t>
       </w:r>
-      <w:hyperlink w:history="1" r:id="rIdrdgpmrgq1hizoduqziy4k">
+      <w:hyperlink w:history="1" r:id="rIdblsjpmcpgen4-shzpwvrw">
         <w:r>
           <w:rPr>
             <w:rFonts w:ascii="Calibri" w:cs="Calibri" w:eastAsia="Calibri" w:hAnsi="Calibri"/>
@@ -9081,7 +9099,7 @@
         </w:rPr>
         <w:t xml:space="preserve">Enabling Affectiva AFFDEX in iMotions. </w:t>
       </w:r>
-      <w:hyperlink w:history="1" r:id="rIdcoxus431z6zz-t5izvec3">
+      <w:hyperlink w:history="1" r:id="rIdhqkn3atzvccfw3wv4hfwm">
         <w:r>
           <w:rPr>
             <w:rFonts w:ascii="Calibri" w:cs="Calibri" w:eastAsia="Calibri" w:hAnsi="Calibri"/>
@@ -9111,7 +9129,7 @@
         </w:rPr>
         <w:t xml:space="preserve">Introduction to: Facial Expression Analysis. </w:t>
       </w:r>
-      <w:hyperlink w:history="1" r:id="rIdibbn4dqpsx2xncbct6k20">
+      <w:hyperlink w:history="1" r:id="rIdvl-zjy7e0dgxde20xvzbd">
         <w:r>
           <w:rPr>
             <w:rFonts w:ascii="Calibri" w:cs="Calibri" w:eastAsia="Calibri" w:hAnsi="Calibri"/>
@@ -9141,7 +9159,7 @@
         </w:rPr>
         <w:t xml:space="preserve">R Notebook (FEA): Facial expression analysis thresholding and aggregation. </w:t>
       </w:r>
-      <w:hyperlink w:history="1" r:id="rIddwfycmwnrlhxpnupa-fpz">
+      <w:hyperlink w:history="1" r:id="rIdn1wmwa1jyb6osavagyhb4">
         <w:r>
           <w:rPr>
             <w:rFonts w:ascii="Calibri" w:cs="Calibri" w:eastAsia="Calibri" w:hAnsi="Calibri"/>
@@ -9171,7 +9189,7 @@
         </w:rPr>
         <w:t xml:space="preserve">R-Notebook: Facial expression analysis-based blink detection. </w:t>
       </w:r>
-      <w:hyperlink w:history="1" r:id="rId8byjhlpyyqvz7a_bryg1r">
+      <w:hyperlink w:history="1" r:id="rIdyfsmnrvpdkemmtpqvwcps">
         <w:r>
           <w:rPr>
             <w:rFonts w:ascii="Calibri" w:cs="Calibri" w:eastAsia="Calibri" w:hAnsi="Calibri"/>
@@ -9201,7 +9219,7 @@
         </w:rPr>
         <w:t xml:space="preserve">iMotions 11 release notes. </w:t>
       </w:r>
-      <w:hyperlink w:history="1" r:id="rIdqylds_qhn36qyp1bfgcw-">
+      <w:hyperlink w:history="1" r:id="rIdtg3yhoh5uqywcgnhgmnxg">
         <w:r>
           <w:rPr>
             <w:rFonts w:ascii="Calibri" w:cs="Calibri" w:eastAsia="Calibri" w:hAnsi="Calibri"/>
@@ -9231,7 +9249,7 @@
         </w:rPr>
         <w:t xml:space="preserve">System Load Monitor and computer demands. </w:t>
       </w:r>
-      <w:hyperlink w:history="1" r:id="rIdjfsizycds40sqehi36jav">
+      <w:hyperlink w:history="1" r:id="rIdxx47pf5_nnqbfop-mljnl">
         <w:r>
           <w:rPr>
             <w:rFonts w:ascii="Calibri" w:cs="Calibri" w:eastAsia="Calibri" w:hAnsi="Calibri"/>
@@ -9261,7 +9279,7 @@
         </w:rPr>
         <w:t xml:space="preserve">Timestamping and synchronization method. </w:t>
       </w:r>
-      <w:hyperlink w:history="1" r:id="rIdtgw3ib-rng7qvcfdrzumb">
+      <w:hyperlink w:history="1" r:id="rId_esgv-smu9k237yhm1z2a">
         <w:r>
           <w:rPr>
             <w:rFonts w:ascii="Calibri" w:cs="Calibri" w:eastAsia="Calibri" w:hAnsi="Calibri"/>
@@ -9291,7 +9309,7 @@
         </w:rPr>
         <w:t xml:space="preserve">Introduction to: EDA/GSR. </w:t>
       </w:r>
-      <w:hyperlink w:history="1" r:id="rId0ouw83dklnzdnthd_aqa-">
+      <w:hyperlink w:history="1" r:id="rIdym5k8ifvsujo1wa7m-czy">
         <w:r>
           <w:rPr>
             <w:rFonts w:ascii="Calibri" w:cs="Calibri" w:eastAsia="Calibri" w:hAnsi="Calibri"/>
@@ -9321,7 +9339,7 @@
         </w:rPr>
         <w:t xml:space="preserve">Shimmer 3 GSR+: Device Connection and Configuration in iMotions. </w:t>
       </w:r>
-      <w:hyperlink w:history="1" r:id="rId4p7msxy54g9zmf6g_gz8w">
+      <w:hyperlink w:history="1" r:id="rIdy31dt9j2-rufiso_4oyyv">
         <w:r>
           <w:rPr>
             <w:rFonts w:ascii="Calibri" w:cs="Calibri" w:eastAsia="Calibri" w:hAnsi="Calibri"/>
@@ -9351,7 +9369,7 @@
         </w:rPr>
         <w:t xml:space="preserve">Shimmer 3 GSR+: Sensor Placement and Respondent Instructions. </w:t>
       </w:r>
-      <w:hyperlink w:history="1" r:id="rIdemz5xjsme2l8yd1pjwagy">
+      <w:hyperlink w:history="1" r:id="rIdu0lxgwu4rugoduh2thxtc">
         <w:r>
           <w:rPr>
             <w:rFonts w:ascii="Calibri" w:cs="Calibri" w:eastAsia="Calibri" w:hAnsi="Calibri"/>
@@ -9381,7 +9399,7 @@
         </w:rPr>
         <w:t xml:space="preserve">Shimmer 3 ECG: Sensor Placement and Respondent Instructions. </w:t>
       </w:r>
-      <w:hyperlink w:history="1" r:id="rIdz2otnxilnlhwiwawnutr0">
+      <w:hyperlink w:history="1" r:id="rIdvfuqtue1saklh6jmllf-i">
         <w:r>
           <w:rPr>
             <w:rFonts w:ascii="Calibri" w:cs="Calibri" w:eastAsia="Calibri" w:hAnsi="Calibri"/>
@@ -9411,7 +9429,7 @@
         </w:rPr>
         <w:t xml:space="preserve">GSR sensor output value internal calibration. </w:t>
       </w:r>
-      <w:hyperlink w:history="1" r:id="rIdakkynut-png1nv_kitzme">
+      <w:hyperlink w:history="1" r:id="rIdk1kyxe0o-lxqzdscatarl">
         <w:r>
           <w:rPr>
             <w:rFonts w:ascii="Calibri" w:cs="Calibri" w:eastAsia="Calibri" w:hAnsi="Calibri"/>
@@ -9441,7 +9459,7 @@
         </w:rPr>
         <w:t xml:space="preserve">GSR R-Notebooks: GSR Signal Quality. </w:t>
       </w:r>
-      <w:hyperlink w:history="1" r:id="rIdpldvajwfe2l3c3z8y9jct">
+      <w:hyperlink w:history="1" r:id="rIdnxin_vsamm24zvshrho8_">
         <w:r>
           <w:rPr>
             <w:rFonts w:ascii="Calibri" w:cs="Calibri" w:eastAsia="Calibri" w:hAnsi="Calibri"/>
@@ -9471,7 +9489,7 @@
         </w:rPr>
         <w:t xml:space="preserve">GSR R-Notebooks: Peak Detection and Aggregation. </w:t>
       </w:r>
-      <w:hyperlink w:history="1" r:id="rIdoki3nyg1gwo3m9aat14a7">
+      <w:hyperlink w:history="1" r:id="rIdpu6s4mh8iqejfeyydna2x">
         <w:r>
           <w:rPr>
             <w:rFonts w:ascii="Calibri" w:cs="Calibri" w:eastAsia="Calibri" w:hAnsi="Calibri"/>
@@ -9501,7 +9519,7 @@
         </w:rPr>
         <w:t xml:space="preserve">R Notebook Epoching. </w:t>
       </w:r>
-      <w:hyperlink w:history="1" r:id="rId3xy2nvuvqikuathhkfud-">
+      <w:hyperlink w:history="1" r:id="rIdeznxpts7nip6eheqrqgli">
         <w:r>
           <w:rPr>
             <w:rFonts w:ascii="Calibri" w:cs="Calibri" w:eastAsia="Calibri" w:hAnsi="Calibri"/>
@@ -9531,7 +9549,7 @@
         </w:rPr>
         <w:t xml:space="preserve">R Notebook: Accelerometer Movement Detection. </w:t>
       </w:r>
-      <w:hyperlink w:history="1" r:id="rIdwrwjek7m_d3nsqln3rpg3">
+      <w:hyperlink w:history="1" r:id="rIde3upjtuvo_w1erppzj0wy">
         <w:r>
           <w:rPr>
             <w:rFonts w:ascii="Calibri" w:cs="Calibri" w:eastAsia="Calibri" w:hAnsi="Calibri"/>
@@ -9561,7 +9579,7 @@
         </w:rPr>
         <w:t xml:space="preserve">PPG, BVP, and Optical Heart Rate. </w:t>
       </w:r>
-      <w:hyperlink w:history="1" r:id="rIdzilmfvuq2cthlpmw69u6e">
+      <w:hyperlink w:history="1" r:id="rIdl4gtbd42gtaw6qb0r_yqs">
         <w:r>
           <w:rPr>
             <w:rFonts w:ascii="Calibri" w:cs="Calibri" w:eastAsia="Calibri" w:hAnsi="Calibri"/>
@@ -9591,7 +9609,7 @@
         </w:rPr>
         <w:t xml:space="preserve">Export: R Processed ECG Files. </w:t>
       </w:r>
-      <w:hyperlink w:history="1" r:id="rIdaay_5ffttzwncnfcvh9yz">
+      <w:hyperlink w:history="1" r:id="rId3l2r2vqgrx_armk11uprh">
         <w:r>
           <w:rPr>
             <w:rFonts w:ascii="Calibri" w:cs="Calibri" w:eastAsia="Calibri" w:hAnsi="Calibri"/>
@@ -9621,7 +9639,7 @@
         </w:rPr>
         <w:t xml:space="preserve">R Notebooks: ECG Heart rate and HRV Processing. </w:t>
       </w:r>
-      <w:hyperlink w:history="1" r:id="rIdjjeanymt5a5ljfapavpzp">
+      <w:hyperlink w:history="1" r:id="rIdfv5vkkw8mkqhevyuug_4g">
         <w:r>
           <w:rPr>
             <w:rFonts w:ascii="Calibri" w:cs="Calibri" w:eastAsia="Calibri" w:hAnsi="Calibri"/>
@@ -9649,9 +9667,39 @@
           <w:sz w:val="20"/>
           <w:szCs w:val="20"/>
         </w:rPr>
+        <w:t xml:space="preserve">Practice data: the pilot Sensor Data export, GSR Metrics files, R script, and Excel workbook (Workshop 4 data folder). </w:t>
+      </w:r>
+      <w:hyperlink w:history="1" r:id="rIdfsclrgfnxeb8nf6oai738">
+        <w:r>
+          <w:rPr>
+            <w:rFonts w:ascii="Calibri" w:cs="Calibri" w:eastAsia="Calibri" w:hAnsi="Calibri"/>
+            <w:color w:val="1F4E79"/>
+            <w:sz w:val="18"/>
+            <w:szCs w:val="18"/>
+            <w:u w:val="single"/>
+          </w:rPr>
+          <w:t xml:space="preserve">https://marksciuchetti.github.io/JaxState_Behavior-Lab/workshops/workshop-04-shimmer-gsr-heart-rate.html#numbers</w:t>
+        </w:r>
+      </w:hyperlink>
+    </w:p>
+    <w:p>
+      <w:pPr>
+        <w:pStyle w:val="ListParagraph"/>
+        <w:numPr>
+          <w:ilvl w:val="0"/>
+          <w:numId w:val="3"/>
+        </w:numPr>
+        <w:spacing w:after="80" w:line="276"/>
+      </w:pPr>
+      <w:r>
+        <w:rPr>
+          <w:rFonts w:ascii="Calibri" w:cs="Calibri" w:eastAsia="Calibri" w:hAnsi="Calibri"/>
+          <w:sz w:val="20"/>
+          <w:szCs w:val="20"/>
+        </w:rPr>
         <w:t xml:space="preserve">Kleckner, I. R., Jones, R. M., Wilder-Smith, O., Wormwood, J. B., Akcakaya, M., Quigley, K. S., Lord, C., &amp; Goodwin, M. S. (2018). Simple, transparent, and flexible automated quality assessment procedures for ambulatory electrodermal activity data. IEEE Transactions on Biomedical Engineering, 65(7), 1460-1467. </w:t>
       </w:r>
-      <w:hyperlink w:history="1" r:id="rIdkwrhzskg6ndqflluvu5vf">
+      <w:hyperlink w:history="1" r:id="rIdtdldcife2unrxb_rob3mu">
         <w:r>
           <w:rPr>
             <w:rFonts w:ascii="Calibri" w:cs="Calibri" w:eastAsia="Calibri" w:hAnsi="Calibri"/>
